--- a/tests/docx/inagents/data/source.docx
+++ b/tests/docx/inagents/data/source.docx
@@ -12,154 +12,1666 @@
         <w:rPr>
           <w:lang w:val="ru-RU"/>
         </w:rPr>
-        <w:t>Снятый ИА ЮЛ</w:t>
-      </w:r>
-    </w:p>
-    <w:p>
-      <w:pPr>
-        <w:rPr>
-          <w:lang w:val="ru-RU"/>
-        </w:rPr>
-      </w:pPr>
-      <w:r>
-        <w:rPr>
-          <w:lang w:val="ru-RU"/>
-        </w:rPr>
-        <w:t xml:space="preserve">Снятый ИА </w:t>
-      </w:r>
-      <w:r>
-        <w:rPr>
-          <w:lang w:val="ru-RU"/>
-        </w:rPr>
-        <w:t>Ф</w:t>
-      </w:r>
-      <w:r>
-        <w:rPr>
-          <w:lang w:val="ru-RU"/>
-        </w:rPr>
-        <w:t>Л</w:t>
-      </w:r>
-    </w:p>
-    <w:p>
-      <w:pPr>
-        <w:rPr>
-          <w:lang w:val="ru-RU"/>
-        </w:rPr>
-      </w:pPr>
-    </w:p>
-    <w:p>
-      <w:pPr>
-        <w:rPr>
-          <w:lang w:val="ru-RU"/>
-        </w:rPr>
-      </w:pPr>
-      <w:r>
-        <w:rPr>
-          <w:lang w:val="ru-RU"/>
-        </w:rPr>
-        <w:t>Активный ИА ЮЛ</w:t>
-      </w:r>
-    </w:p>
-    <w:p>
-      <w:pPr>
-        <w:rPr>
-          <w:lang w:val="ru-RU"/>
-        </w:rPr>
-      </w:pPr>
-      <w:r>
-        <w:rPr>
-          <w:lang w:val="ru-RU"/>
-        </w:rPr>
-        <w:t xml:space="preserve">Активный ИА </w:t>
-      </w:r>
-      <w:r>
-        <w:rPr>
-          <w:lang w:val="ru-RU"/>
-        </w:rPr>
-        <w:t>Ф</w:t>
-      </w:r>
-      <w:r>
-        <w:rPr>
-          <w:lang w:val="ru-RU"/>
-        </w:rPr>
-        <w:t>Л</w:t>
-      </w:r>
-    </w:p>
-    <w:p>
-      <w:pPr>
-        <w:rPr>
-          <w:rFonts w:ascii="Arial" w:eastAsia="Times New Roman" w:hAnsi="Arial" w:cs="Arial"/>
-          <w:color w:val="000000"/>
-          <w:sz w:val="20"/>
-          <w:szCs w:val="20"/>
-          <w:lang w:val="ru-RU"/>
-        </w:rPr>
-      </w:pPr>
-      <w:r>
-        <w:rPr>
-          <w:lang w:val="ru-RU"/>
-        </w:rPr>
-        <w:t xml:space="preserve">Активный ИА </w:t>
-      </w:r>
-      <w:r>
-        <w:rPr>
-          <w:lang w:val="ru-RU"/>
-        </w:rPr>
-        <w:t>Иное</w:t>
-      </w:r>
-    </w:p>
-    <w:p>
-      <w:pPr>
-        <w:rPr>
-          <w:lang w:val="ru-RU"/>
-        </w:rPr>
-      </w:pPr>
-      <w:r>
-        <w:rPr>
-          <w:lang w:val="ru-RU"/>
-        </w:rPr>
-        <w:t>Активный ИА ООД без ЮЛ</w:t>
-      </w:r>
-    </w:p>
-    <w:p>
-      <w:pPr>
-        <w:rPr>
-          <w:lang w:val="ru-RU"/>
-        </w:rPr>
-      </w:pPr>
-      <w:r>
-        <w:rPr>
-          <w:lang w:val="ru-RU"/>
-        </w:rPr>
-        <w:t>Активный ИА И</w:t>
-      </w:r>
-      <w:r>
-        <w:rPr>
-          <w:lang w:val="ru-RU"/>
-        </w:rPr>
-        <w:t>ностранные</w:t>
-      </w:r>
-      <w:r>
-        <w:rPr>
-          <w:lang w:val="ru-RU"/>
-        </w:rPr>
-        <w:t xml:space="preserve"> структуры</w:t>
-      </w:r>
-    </w:p>
-    <w:p>
-      <w:pPr>
-        <w:rPr>
-          <w:lang w:val="ru-RU"/>
-        </w:rPr>
-      </w:pPr>
-    </w:p>
-    <w:p>
-      <w:pPr>
-        <w:rPr>
-          <w:lang w:val="ru-RU"/>
-        </w:rPr>
-      </w:pPr>
-    </w:p>
+        <w:t>Кынев Александр Владимирович</w:t>
+      </w:r>
+    </w:p>
+    <w:p>
+      <w:pPr>
+        <w:rPr>
+          <w:lang w:val="ru-RU"/>
+        </w:rPr>
+      </w:pPr>
+      <w:r>
+        <w:rPr>
+          <w:lang w:val="ru-RU"/>
+        </w:rPr>
+        <w:t>Кынев Александр Владимирович</w:t>
+      </w:r>
+    </w:p>
+    <w:p>
+      <w:pPr>
+        <w:rPr>
+          <w:lang w:val="ru-RU"/>
+        </w:rPr>
+      </w:pPr>
+      <w:r>
+        <w:rPr>
+          <w:lang w:val="ru-RU"/>
+        </w:rPr>
+        <w:t>Кынева Александра Владимировича</w:t>
+      </w:r>
+    </w:p>
+    <w:p>
+      <w:pPr>
+        <w:rPr>
+          <w:lang w:val="ru-RU"/>
+        </w:rPr>
+      </w:pPr>
+      <w:r>
+        <w:rPr>
+          <w:lang w:val="ru-RU"/>
+        </w:rPr>
+        <w:t>Кыневу Александру Владимировичу</w:t>
+      </w:r>
+    </w:p>
+    <w:p>
+      <w:pPr>
+        <w:rPr>
+          <w:lang w:val="ru-RU"/>
+        </w:rPr>
+      </w:pPr>
+      <w:r>
+        <w:rPr>
+          <w:lang w:val="ru-RU"/>
+        </w:rPr>
+        <w:t>Кынева Александра Владимировича</w:t>
+      </w:r>
+    </w:p>
+    <w:p>
+      <w:pPr>
+        <w:rPr>
+          <w:lang w:val="ru-RU"/>
+        </w:rPr>
+      </w:pPr>
+      <w:r>
+        <w:rPr>
+          <w:lang w:val="ru-RU"/>
+        </w:rPr>
+        <w:t>Кыневым Александром Владимировичем</w:t>
+      </w:r>
+    </w:p>
+    <w:p>
+      <w:pPr>
+        <w:rPr>
+          <w:lang w:val="ru-RU"/>
+        </w:rPr>
+      </w:pPr>
+      <w:r>
+        <w:rPr>
+          <w:lang w:val="ru-RU"/>
+        </w:rPr>
+        <w:t>Кыневе Александре Владимировиче</w:t>
+      </w:r>
+    </w:p>
+    <w:p>
+      <w:pPr>
+        <w:rPr>
+          <w:lang w:val="ru-RU"/>
+        </w:rPr>
+      </w:pPr>
+      <w:r>
+        <w:rPr>
+          <w:lang w:val="ru-RU"/>
+        </w:rPr>
+        <w:t>Кынев Александр Владимирович</w:t>
+      </w:r>
+    </w:p>
+    <w:p>
+      <w:pPr>
+        <w:rPr>
+          <w:lang w:val="ru-RU"/>
+        </w:rPr>
+      </w:pPr>
+      <w:r>
+        <w:rPr>
+          <w:lang w:val="ru-RU"/>
+        </w:rPr>
+        <w:t>Штепа Вадим Владимирович</w:t>
+      </w:r>
+    </w:p>
+    <w:p>
+      <w:pPr>
+        <w:rPr>
+          <w:lang w:val="ru-RU"/>
+        </w:rPr>
+      </w:pPr>
+      <w:r>
+        <w:rPr>
+          <w:lang w:val="ru-RU"/>
+        </w:rPr>
+        <w:t>Штепа Вадим Владимирович</w:t>
+      </w:r>
+    </w:p>
+    <w:p>
+      <w:pPr>
+        <w:rPr>
+          <w:lang w:val="ru-RU"/>
+        </w:rPr>
+      </w:pPr>
+      <w:r>
+        <w:rPr>
+          <w:lang w:val="ru-RU"/>
+        </w:rPr>
+        <w:t>Штепы Вадима Владимировича</w:t>
+      </w:r>
+    </w:p>
+    <w:p>
+      <w:pPr>
+        <w:rPr>
+          <w:lang w:val="ru-RU"/>
+        </w:rPr>
+      </w:pPr>
+      <w:r>
+        <w:rPr>
+          <w:lang w:val="ru-RU"/>
+        </w:rPr>
+        <w:t>Штепе Вадиму Владимировичу</w:t>
+      </w:r>
+    </w:p>
+    <w:p>
+      <w:pPr>
+        <w:rPr>
+          <w:lang w:val="ru-RU"/>
+        </w:rPr>
+      </w:pPr>
+      <w:r>
+        <w:rPr>
+          <w:lang w:val="ru-RU"/>
+        </w:rPr>
+        <w:t>Штепу Вадима Владимировича</w:t>
+      </w:r>
+    </w:p>
+    <w:p>
+      <w:pPr>
+        <w:rPr>
+          <w:lang w:val="ru-RU"/>
+        </w:rPr>
+      </w:pPr>
+      <w:r>
+        <w:rPr>
+          <w:lang w:val="ru-RU"/>
+        </w:rPr>
+        <w:t>Штепой Вадимом Владимировичем</w:t>
+      </w:r>
+    </w:p>
+    <w:p>
+      <w:pPr>
+        <w:rPr>
+          <w:lang w:val="ru-RU"/>
+        </w:rPr>
+      </w:pPr>
+      <w:r>
+        <w:rPr>
+          <w:lang w:val="ru-RU"/>
+        </w:rPr>
+        <w:t>Штепе Вадиме Владимировиче</w:t>
+      </w:r>
+    </w:p>
+    <w:p>
+      <w:pPr>
+        <w:rPr>
+          <w:lang w:val="ru-RU"/>
+        </w:rPr>
+      </w:pPr>
+      <w:r>
+        <w:rPr>
+          <w:lang w:val="ru-RU"/>
+        </w:rPr>
+        <w:t>Штепа Вадим Владимирович</w:t>
+      </w:r>
+    </w:p>
+    <w:p>
+      <w:pPr>
+        <w:rPr>
+          <w:lang w:val="ru-RU"/>
+        </w:rPr>
+      </w:pPr>
+    </w:p>
+    <w:p>
+      <w:pPr>
+        <w:rPr>
+          <w:lang w:val="ru-RU"/>
+        </w:rPr>
+      </w:pPr>
+      <w:r>
+        <w:rPr>
+          <w:lang w:val="ru-RU"/>
+        </w:rPr>
+        <w:t>Хрущева Нина Львовна</w:t>
+      </w:r>
+    </w:p>
+    <w:p>
+      <w:pPr>
+        <w:rPr>
+          <w:lang w:val="ru-RU"/>
+        </w:rPr>
+      </w:pPr>
+      <w:r>
+        <w:rPr>
+          <w:lang w:val="ru-RU"/>
+        </w:rPr>
+        <w:t>Хрущева Нина Львовна</w:t>
+      </w:r>
+    </w:p>
+    <w:p>
+      <w:pPr>
+        <w:rPr>
+          <w:lang w:val="ru-RU"/>
+        </w:rPr>
+      </w:pPr>
+      <w:r>
+        <w:rPr>
+          <w:lang w:val="ru-RU"/>
+        </w:rPr>
+        <w:t>Хрущевой Нины Львовны</w:t>
+      </w:r>
+    </w:p>
+    <w:p>
+      <w:pPr>
+        <w:rPr>
+          <w:lang w:val="ru-RU"/>
+        </w:rPr>
+      </w:pPr>
+      <w:r>
+        <w:rPr>
+          <w:lang w:val="ru-RU"/>
+        </w:rPr>
+        <w:t>Хрущевой Нине Львовне</w:t>
+      </w:r>
+    </w:p>
+    <w:p>
+      <w:pPr>
+        <w:rPr>
+          <w:lang w:val="ru-RU"/>
+        </w:rPr>
+      </w:pPr>
+      <w:r>
+        <w:rPr>
+          <w:lang w:val="ru-RU"/>
+        </w:rPr>
+        <w:t>Хрущеву Нину Львовну</w:t>
+      </w:r>
+    </w:p>
+    <w:p>
+      <w:pPr>
+        <w:rPr>
+          <w:lang w:val="ru-RU"/>
+        </w:rPr>
+      </w:pPr>
+      <w:r>
+        <w:rPr>
+          <w:lang w:val="ru-RU"/>
+        </w:rPr>
+        <w:t>Хрущевой Ниной Львовной</w:t>
+      </w:r>
+    </w:p>
+    <w:p>
+      <w:pPr>
+        <w:rPr>
+          <w:lang w:val="ru-RU"/>
+        </w:rPr>
+      </w:pPr>
+      <w:r>
+        <w:rPr>
+          <w:lang w:val="ru-RU"/>
+        </w:rPr>
+        <w:lastRenderedPageBreak/>
+        <w:t>Хрущевой Нине Львовне</w:t>
+      </w:r>
+    </w:p>
+    <w:p>
+      <w:pPr>
+        <w:rPr>
+          <w:lang w:val="ru-RU"/>
+        </w:rPr>
+      </w:pPr>
+      <w:r>
+        <w:rPr>
+          <w:lang w:val="ru-RU"/>
+        </w:rPr>
+        <w:t>Хрущева Нина Львовна</w:t>
+      </w:r>
+    </w:p>
+    <w:p>
+      <w:pPr>
+        <w:rPr>
+          <w:lang w:val="ru-RU"/>
+        </w:rPr>
+      </w:pPr>
+    </w:p>
+    <w:p>
+      <w:pPr>
+        <w:rPr>
+          <w:lang w:val="ru-RU"/>
+        </w:rPr>
+      </w:pPr>
+      <w:r>
+        <w:rPr>
+          <w:lang w:val="ru-RU"/>
+        </w:rPr>
+        <w:t>Резник Сергей Эдуардович</w:t>
+      </w:r>
+    </w:p>
+    <w:p>
+      <w:pPr>
+        <w:rPr>
+          <w:lang w:val="ru-RU"/>
+        </w:rPr>
+      </w:pPr>
+      <w:r>
+        <w:rPr>
+          <w:lang w:val="ru-RU"/>
+        </w:rPr>
+        <w:t>Резник Сергей Эдуардович</w:t>
+      </w:r>
+    </w:p>
+    <w:p>
+      <w:pPr>
+        <w:rPr>
+          <w:lang w:val="ru-RU"/>
+        </w:rPr>
+      </w:pPr>
+      <w:r>
+        <w:rPr>
+          <w:lang w:val="ru-RU"/>
+        </w:rPr>
+        <w:t>Резника Сергея Эдуардовича</w:t>
+      </w:r>
+    </w:p>
+    <w:p>
+      <w:pPr>
+        <w:rPr>
+          <w:lang w:val="ru-RU"/>
+        </w:rPr>
+      </w:pPr>
+      <w:r>
+        <w:rPr>
+          <w:lang w:val="ru-RU"/>
+        </w:rPr>
+        <w:t>Резнику Сергею Эдуардовичу</w:t>
+      </w:r>
+    </w:p>
+    <w:p>
+      <w:pPr>
+        <w:rPr>
+          <w:lang w:val="ru-RU"/>
+        </w:rPr>
+      </w:pPr>
+      <w:r>
+        <w:rPr>
+          <w:lang w:val="ru-RU"/>
+        </w:rPr>
+        <w:t>Резника Сергея Эдуардовича</w:t>
+      </w:r>
+    </w:p>
+    <w:p>
+      <w:pPr>
+        <w:rPr>
+          <w:lang w:val="ru-RU"/>
+        </w:rPr>
+      </w:pPr>
+      <w:r>
+        <w:rPr>
+          <w:lang w:val="ru-RU"/>
+        </w:rPr>
+        <w:t>Резником Сергеем Эдуардовичем</w:t>
+      </w:r>
+    </w:p>
+    <w:p>
+      <w:pPr>
+        <w:rPr>
+          <w:lang w:val="ru-RU"/>
+        </w:rPr>
+      </w:pPr>
+      <w:r>
+        <w:rPr>
+          <w:lang w:val="ru-RU"/>
+        </w:rPr>
+        <w:t>Резнике Сергее Эдуардовиче</w:t>
+      </w:r>
+    </w:p>
+    <w:p>
+      <w:pPr>
+        <w:rPr>
+          <w:lang w:val="ru-RU"/>
+        </w:rPr>
+      </w:pPr>
+      <w:r>
+        <w:rPr>
+          <w:lang w:val="ru-RU"/>
+        </w:rPr>
+        <w:t>Резник Сергей Эдуардович</w:t>
+      </w:r>
+    </w:p>
+    <w:p>
+      <w:pPr>
+        <w:rPr>
+          <w:lang w:val="ru-RU"/>
+        </w:rPr>
+      </w:pPr>
+    </w:p>
+    <w:p>
+      <w:pPr>
+        <w:rPr>
+          <w:lang w:val="ru-RU"/>
+        </w:rPr>
+      </w:pPr>
+      <w:r>
+        <w:rPr>
+          <w:lang w:val="ru-RU"/>
+        </w:rPr>
+        <w:t>Нестеренко Алексей Владимирович</w:t>
+      </w:r>
+    </w:p>
+    <w:p>
+      <w:pPr>
+        <w:rPr>
+          <w:lang w:val="ru-RU"/>
+        </w:rPr>
+      </w:pPr>
+      <w:r>
+        <w:rPr>
+          <w:lang w:val="ru-RU"/>
+        </w:rPr>
+        <w:t>Нестеренко Алексей Владимирович</w:t>
+      </w:r>
+    </w:p>
+    <w:p>
+      <w:pPr>
+        <w:rPr>
+          <w:lang w:val="ru-RU"/>
+        </w:rPr>
+      </w:pPr>
+      <w:r>
+        <w:rPr>
+          <w:lang w:val="ru-RU"/>
+        </w:rPr>
+        <w:t>Нестеренко Алексея Владимировича</w:t>
+      </w:r>
+    </w:p>
+    <w:p>
+      <w:pPr>
+        <w:rPr>
+          <w:lang w:val="ru-RU"/>
+        </w:rPr>
+      </w:pPr>
+      <w:r>
+        <w:rPr>
+          <w:lang w:val="ru-RU"/>
+        </w:rPr>
+        <w:t>Нестеренко Алексею Владимировичу</w:t>
+      </w:r>
+    </w:p>
+    <w:p>
+      <w:pPr>
+        <w:rPr>
+          <w:lang w:val="ru-RU"/>
+        </w:rPr>
+      </w:pPr>
+      <w:r>
+        <w:rPr>
+          <w:lang w:val="ru-RU"/>
+        </w:rPr>
+        <w:t>Нестеренко Алексея Владимировича</w:t>
+      </w:r>
+    </w:p>
+    <w:p>
+      <w:pPr>
+        <w:rPr>
+          <w:lang w:val="ru-RU"/>
+        </w:rPr>
+      </w:pPr>
+      <w:r>
+        <w:rPr>
+          <w:lang w:val="ru-RU"/>
+        </w:rPr>
+        <w:t>Нестеренко Алексеем Владимировичем</w:t>
+      </w:r>
+    </w:p>
+    <w:p>
+      <w:pPr>
+        <w:rPr>
+          <w:lang w:val="ru-RU"/>
+        </w:rPr>
+      </w:pPr>
+      <w:r>
+        <w:rPr>
+          <w:lang w:val="ru-RU"/>
+        </w:rPr>
+        <w:t>Нестеренко Алексее Владимировиче</w:t>
+      </w:r>
+    </w:p>
+    <w:p>
+      <w:pPr>
+        <w:rPr>
+          <w:lang w:val="ru-RU"/>
+        </w:rPr>
+      </w:pPr>
+      <w:r>
+        <w:rPr>
+          <w:lang w:val="ru-RU"/>
+        </w:rPr>
+        <w:t>Нестеренко Алексей Владимирович</w:t>
+      </w:r>
+    </w:p>
+    <w:p>
+      <w:pPr>
+        <w:rPr>
+          <w:lang w:val="ru-RU"/>
+        </w:rPr>
+      </w:pPr>
+    </w:p>
+    <w:p>
+      <w:pPr>
+        <w:rPr>
+          <w:lang w:val="ru-RU"/>
+        </w:rPr>
+      </w:pPr>
+      <w:r>
+        <w:rPr>
+          <w:lang w:val="ru-RU"/>
+        </w:rPr>
+        <w:t>Журавская Екатерина Всеволодовна</w:t>
+      </w:r>
+    </w:p>
+    <w:p>
+      <w:pPr>
+        <w:rPr>
+          <w:lang w:val="ru-RU"/>
+        </w:rPr>
+      </w:pPr>
+      <w:r>
+        <w:rPr>
+          <w:lang w:val="ru-RU"/>
+        </w:rPr>
+        <w:t>Журавская Екатерина Всеволодовна</w:t>
+      </w:r>
+    </w:p>
+    <w:p>
+      <w:pPr>
+        <w:rPr>
+          <w:lang w:val="ru-RU"/>
+        </w:rPr>
+      </w:pPr>
+      <w:r>
+        <w:rPr>
+          <w:lang w:val="ru-RU"/>
+        </w:rPr>
+        <w:lastRenderedPageBreak/>
+        <w:t>Журавской Екатерины Всеволодовны</w:t>
+      </w:r>
+    </w:p>
+    <w:p>
+      <w:pPr>
+        <w:rPr>
+          <w:lang w:val="ru-RU"/>
+        </w:rPr>
+      </w:pPr>
+      <w:r>
+        <w:rPr>
+          <w:lang w:val="ru-RU"/>
+        </w:rPr>
+        <w:t>Журавской Екатерине Всеволодовне</w:t>
+      </w:r>
+    </w:p>
+    <w:p>
+      <w:pPr>
+        <w:rPr>
+          <w:lang w:val="ru-RU"/>
+        </w:rPr>
+      </w:pPr>
+      <w:r>
+        <w:rPr>
+          <w:lang w:val="ru-RU"/>
+        </w:rPr>
+        <w:t>Журавскую Екатерину Всеволодовну</w:t>
+      </w:r>
+    </w:p>
+    <w:p>
+      <w:pPr>
+        <w:rPr>
+          <w:lang w:val="ru-RU"/>
+        </w:rPr>
+      </w:pPr>
+      <w:r>
+        <w:rPr>
+          <w:lang w:val="ru-RU"/>
+        </w:rPr>
+        <w:t>Журавской Екатериной Всеволодовной</w:t>
+      </w:r>
+    </w:p>
+    <w:p>
+      <w:pPr>
+        <w:rPr>
+          <w:lang w:val="ru-RU"/>
+        </w:rPr>
+      </w:pPr>
+      <w:r>
+        <w:rPr>
+          <w:lang w:val="ru-RU"/>
+        </w:rPr>
+        <w:t>Журавской Екатерине Всеволодовне</w:t>
+      </w:r>
+    </w:p>
+    <w:p>
+      <w:pPr>
+        <w:rPr>
+          <w:lang w:val="ru-RU"/>
+        </w:rPr>
+      </w:pPr>
+      <w:r>
+        <w:rPr>
+          <w:lang w:val="ru-RU"/>
+        </w:rPr>
+        <w:t>Журавская Екатерина Всеволодовна</w:t>
+      </w:r>
+    </w:p>
+    <w:p>
+      <w:pPr>
+        <w:rPr>
+          <w:lang w:val="ru-RU"/>
+        </w:rPr>
+      </w:pPr>
+    </w:p>
+    <w:p>
+      <w:pPr>
+        <w:rPr>
+          <w:lang w:val="ru-RU"/>
+        </w:rPr>
+      </w:pPr>
+      <w:r>
+        <w:rPr>
+          <w:lang w:val="ru-RU"/>
+        </w:rPr>
+        <w:t>Кричевская Вера Ефимовна</w:t>
+      </w:r>
+    </w:p>
+    <w:p>
+      <w:pPr>
+        <w:rPr>
+          <w:lang w:val="ru-RU"/>
+        </w:rPr>
+      </w:pPr>
+      <w:r>
+        <w:rPr>
+          <w:lang w:val="ru-RU"/>
+        </w:rPr>
+        <w:t>Кричевская Вера Ефимовна</w:t>
+      </w:r>
+    </w:p>
+    <w:p>
+      <w:pPr>
+        <w:rPr>
+          <w:lang w:val="ru-RU"/>
+        </w:rPr>
+      </w:pPr>
+      <w:r>
+        <w:rPr>
+          <w:lang w:val="ru-RU"/>
+        </w:rPr>
+        <w:t>Кричевской Веры Ефимовны</w:t>
+      </w:r>
+    </w:p>
+    <w:p>
+      <w:pPr>
+        <w:rPr>
+          <w:lang w:val="ru-RU"/>
+        </w:rPr>
+      </w:pPr>
+      <w:r>
+        <w:rPr>
+          <w:lang w:val="ru-RU"/>
+        </w:rPr>
+        <w:t>Кричевской Вере Ефимовне</w:t>
+      </w:r>
+    </w:p>
+    <w:p>
+      <w:pPr>
+        <w:rPr>
+          <w:lang w:val="ru-RU"/>
+        </w:rPr>
+      </w:pPr>
+      <w:r>
+        <w:rPr>
+          <w:lang w:val="ru-RU"/>
+        </w:rPr>
+        <w:t>Кричевскую Веру Ефимовну</w:t>
+      </w:r>
+    </w:p>
+    <w:p>
+      <w:pPr>
+        <w:rPr>
+          <w:lang w:val="ru-RU"/>
+        </w:rPr>
+      </w:pPr>
+      <w:r>
+        <w:rPr>
+          <w:lang w:val="ru-RU"/>
+        </w:rPr>
+        <w:t>Кричевской Верой Ефимовной</w:t>
+      </w:r>
+    </w:p>
+    <w:p>
+      <w:pPr>
+        <w:rPr>
+          <w:lang w:val="ru-RU"/>
+        </w:rPr>
+      </w:pPr>
+      <w:r>
+        <w:rPr>
+          <w:lang w:val="ru-RU"/>
+        </w:rPr>
+        <w:t>Кричевской Вере Ефимовне</w:t>
+      </w:r>
+    </w:p>
+    <w:p>
+      <w:pPr>
+        <w:rPr>
+          <w:lang w:val="ru-RU"/>
+        </w:rPr>
+      </w:pPr>
+      <w:r>
+        <w:rPr>
+          <w:lang w:val="ru-RU"/>
+        </w:rPr>
+        <w:t>Кричевская Вера Ефимовна</w:t>
+      </w:r>
+    </w:p>
+    <w:p>
+      <w:pPr>
+        <w:rPr>
+          <w:lang w:val="ru-RU"/>
+        </w:rPr>
+      </w:pPr>
+    </w:p>
+    <w:p>
+      <w:pPr>
+        <w:rPr>
+          <w:lang w:val="ru-RU"/>
+        </w:rPr>
+      </w:pPr>
+      <w:r>
+        <w:rPr>
+          <w:lang w:val="ru-RU"/>
+        </w:rPr>
+        <w:t>Иванов Александр Игнатьевич</w:t>
+      </w:r>
+    </w:p>
+    <w:p>
+      <w:pPr>
+        <w:rPr>
+          <w:lang w:val="ru-RU"/>
+        </w:rPr>
+      </w:pPr>
+      <w:r>
+        <w:rPr>
+          <w:lang w:val="ru-RU"/>
+        </w:rPr>
+        <w:t>Иванов Александр Игнатьевич</w:t>
+      </w:r>
+    </w:p>
+    <w:p>
+      <w:pPr>
+        <w:rPr>
+          <w:lang w:val="ru-RU"/>
+        </w:rPr>
+      </w:pPr>
+      <w:r>
+        <w:rPr>
+          <w:lang w:val="ru-RU"/>
+        </w:rPr>
+        <w:t>Иванова Александра Игнатьевича</w:t>
+      </w:r>
+    </w:p>
+    <w:p>
+      <w:pPr>
+        <w:rPr>
+          <w:lang w:val="ru-RU"/>
+        </w:rPr>
+      </w:pPr>
+      <w:r>
+        <w:rPr>
+          <w:lang w:val="ru-RU"/>
+        </w:rPr>
+        <w:t>Иванову Александру Игнатьевичу</w:t>
+      </w:r>
+    </w:p>
+    <w:p>
+      <w:pPr>
+        <w:rPr>
+          <w:lang w:val="ru-RU"/>
+        </w:rPr>
+      </w:pPr>
+      <w:r>
+        <w:rPr>
+          <w:lang w:val="ru-RU"/>
+        </w:rPr>
+        <w:t>Иванова Александра Игнатьевича</w:t>
+      </w:r>
+    </w:p>
+    <w:p>
+      <w:pPr>
+        <w:rPr>
+          <w:lang w:val="ru-RU"/>
+        </w:rPr>
+      </w:pPr>
+      <w:r>
+        <w:rPr>
+          <w:lang w:val="ru-RU"/>
+        </w:rPr>
+        <w:t>Ивановым Александром Игнатьевичем</w:t>
+      </w:r>
+    </w:p>
+    <w:p>
+      <w:pPr>
+        <w:rPr>
+          <w:lang w:val="ru-RU"/>
+        </w:rPr>
+      </w:pPr>
+      <w:r>
+        <w:rPr>
+          <w:lang w:val="ru-RU"/>
+        </w:rPr>
+        <w:t>Иванове Александре Игнатьевиче</w:t>
+      </w:r>
+    </w:p>
+    <w:p>
+      <w:pPr>
+        <w:rPr>
+          <w:lang w:val="ru-RU"/>
+        </w:rPr>
+      </w:pPr>
+      <w:r>
+        <w:rPr>
+          <w:lang w:val="ru-RU"/>
+        </w:rPr>
+        <w:lastRenderedPageBreak/>
+        <w:t>Иванов Александр Игнатьевич</w:t>
+      </w:r>
+    </w:p>
+    <w:p>
+      <w:pPr>
+        <w:rPr>
+          <w:lang w:val="ru-RU"/>
+        </w:rPr>
+      </w:pPr>
+    </w:p>
+    <w:p>
+      <w:pPr>
+        <w:rPr>
+          <w:lang w:val="ru-RU"/>
+        </w:rPr>
+      </w:pPr>
+      <w:r>
+        <w:rPr>
+          <w:lang w:val="ru-RU"/>
+        </w:rPr>
+        <w:t>Алиев Максим Русланович</w:t>
+      </w:r>
+    </w:p>
+    <w:p>
+      <w:pPr>
+        <w:rPr>
+          <w:lang w:val="ru-RU"/>
+        </w:rPr>
+      </w:pPr>
+      <w:r>
+        <w:rPr>
+          <w:lang w:val="ru-RU"/>
+        </w:rPr>
+        <w:t>Алиев Максим Русланович</w:t>
+      </w:r>
+    </w:p>
+    <w:p>
+      <w:pPr>
+        <w:rPr>
+          <w:lang w:val="ru-RU"/>
+        </w:rPr>
+      </w:pPr>
+      <w:r>
+        <w:rPr>
+          <w:lang w:val="ru-RU"/>
+        </w:rPr>
+        <w:t>Алиева Максима Руслановича</w:t>
+      </w:r>
+    </w:p>
+    <w:p>
+      <w:pPr>
+        <w:rPr>
+          <w:lang w:val="ru-RU"/>
+        </w:rPr>
+      </w:pPr>
+      <w:r>
+        <w:rPr>
+          <w:lang w:val="ru-RU"/>
+        </w:rPr>
+        <w:t>Алиеву Максиму Руслановичу</w:t>
+      </w:r>
+    </w:p>
+    <w:p>
+      <w:pPr>
+        <w:rPr>
+          <w:lang w:val="ru-RU"/>
+        </w:rPr>
+      </w:pPr>
+      <w:r>
+        <w:rPr>
+          <w:lang w:val="ru-RU"/>
+        </w:rPr>
+        <w:t>Алиева Максима Руслановича</w:t>
+      </w:r>
+    </w:p>
+    <w:p>
+      <w:pPr>
+        <w:rPr>
+          <w:lang w:val="ru-RU"/>
+        </w:rPr>
+      </w:pPr>
+      <w:r>
+        <w:rPr>
+          <w:lang w:val="ru-RU"/>
+        </w:rPr>
+        <w:t>Алиевым Максимом Руслановичем</w:t>
+      </w:r>
+    </w:p>
+    <w:p>
+      <w:pPr>
+        <w:rPr>
+          <w:lang w:val="ru-RU"/>
+        </w:rPr>
+      </w:pPr>
+      <w:r>
+        <w:rPr>
+          <w:lang w:val="ru-RU"/>
+        </w:rPr>
+        <w:t>Алиеве Максиме Руслановиче</w:t>
+      </w:r>
+    </w:p>
+    <w:p>
+      <w:pPr>
+        <w:rPr>
+          <w:lang w:val="ru-RU"/>
+        </w:rPr>
+      </w:pPr>
+      <w:r>
+        <w:rPr>
+          <w:lang w:val="ru-RU"/>
+        </w:rPr>
+        <w:t>Алиев Максим Русланович</w:t>
+      </w:r>
+    </w:p>
+    <w:p>
+      <w:pPr>
+        <w:rPr>
+          <w:lang w:val="ru-RU"/>
+        </w:rPr>
+      </w:pPr>
+    </w:p>
+    <w:p>
+      <w:pPr>
+        <w:rPr>
+          <w:lang w:val="ru-RU"/>
+        </w:rPr>
+      </w:pPr>
+      <w:r>
+        <w:rPr>
+          <w:lang w:val="ru-RU"/>
+        </w:rPr>
+        <w:t>Черемушкин Алексей Викторович</w:t>
+      </w:r>
+    </w:p>
+    <w:p>
+      <w:pPr>
+        <w:rPr>
+          <w:lang w:val="ru-RU"/>
+        </w:rPr>
+      </w:pPr>
+      <w:r>
+        <w:rPr>
+          <w:lang w:val="ru-RU"/>
+        </w:rPr>
+        <w:t>Черемушкин Алексей Викторович</w:t>
+      </w:r>
+    </w:p>
+    <w:p>
+      <w:pPr>
+        <w:rPr>
+          <w:lang w:val="ru-RU"/>
+        </w:rPr>
+      </w:pPr>
+      <w:r>
+        <w:rPr>
+          <w:lang w:val="ru-RU"/>
+        </w:rPr>
+        <w:t>Черемушкина Алексея Викторовича</w:t>
+      </w:r>
+    </w:p>
+    <w:p>
+      <w:pPr>
+        <w:rPr>
+          <w:lang w:val="ru-RU"/>
+        </w:rPr>
+      </w:pPr>
+      <w:r>
+        <w:rPr>
+          <w:lang w:val="ru-RU"/>
+        </w:rPr>
+        <w:t>Черемушкину Алексею Викторовичу</w:t>
+      </w:r>
+    </w:p>
+    <w:p>
+      <w:pPr>
+        <w:rPr>
+          <w:lang w:val="ru-RU"/>
+        </w:rPr>
+      </w:pPr>
+      <w:r>
+        <w:rPr>
+          <w:lang w:val="ru-RU"/>
+        </w:rPr>
+        <w:t>Черемушкина Алексея Викторовича</w:t>
+      </w:r>
+    </w:p>
+    <w:p>
+      <w:pPr>
+        <w:rPr>
+          <w:lang w:val="ru-RU"/>
+        </w:rPr>
+      </w:pPr>
+      <w:r>
+        <w:rPr>
+          <w:lang w:val="ru-RU"/>
+        </w:rPr>
+        <w:t>Черемушкиным Алексеем Викторовичем</w:t>
+      </w:r>
+    </w:p>
+    <w:p>
+      <w:pPr>
+        <w:rPr>
+          <w:lang w:val="ru-RU"/>
+        </w:rPr>
+      </w:pPr>
+      <w:r>
+        <w:rPr>
+          <w:lang w:val="ru-RU"/>
+        </w:rPr>
+        <w:t>Черемушкине Алексее Викторовиче</w:t>
+      </w:r>
+    </w:p>
+    <w:p>
+      <w:pPr>
+        <w:rPr>
+          <w:lang w:val="ru-RU"/>
+        </w:rPr>
+      </w:pPr>
+      <w:r>
+        <w:rPr>
+          <w:lang w:val="ru-RU"/>
+        </w:rPr>
+        <w:t>Черемушкин Алексей Викторович</w:t>
+      </w:r>
+    </w:p>
+    <w:p>
+      <w:pPr>
+        <w:rPr>
+          <w:lang w:val="ru-RU"/>
+        </w:rPr>
+      </w:pPr>
+    </w:p>
+    <w:p>
+      <w:pPr>
+        <w:rPr>
+          <w:lang w:val="ru-RU"/>
+        </w:rPr>
+      </w:pPr>
+      <w:r>
+        <w:rPr>
+          <w:lang w:val="ru-RU"/>
+        </w:rPr>
+        <w:t>Хабичев Аурен Арсениевич</w:t>
+      </w:r>
+    </w:p>
+    <w:p>
+      <w:pPr>
+        <w:rPr>
+          <w:lang w:val="ru-RU"/>
+        </w:rPr>
+      </w:pPr>
+      <w:r>
+        <w:rPr>
+          <w:lang w:val="ru-RU"/>
+        </w:rPr>
+        <w:t>Хабичев Аурен Арсениевич</w:t>
+      </w:r>
+    </w:p>
+    <w:p>
+      <w:pPr>
+        <w:rPr>
+          <w:lang w:val="ru-RU"/>
+        </w:rPr>
+      </w:pPr>
+      <w:r>
+        <w:rPr>
+          <w:lang w:val="ru-RU"/>
+        </w:rPr>
+        <w:t>Хабичева Аурена Арсениевича</w:t>
+      </w:r>
+    </w:p>
+    <w:p>
+      <w:pPr>
+        <w:rPr>
+          <w:lang w:val="ru-RU"/>
+        </w:rPr>
+      </w:pPr>
+      <w:r>
+        <w:rPr>
+          <w:lang w:val="ru-RU"/>
+        </w:rPr>
+        <w:lastRenderedPageBreak/>
+        <w:t>Хабичеву Аурену Арсениевичу</w:t>
+      </w:r>
+    </w:p>
+    <w:p>
+      <w:pPr>
+        <w:rPr>
+          <w:lang w:val="ru-RU"/>
+        </w:rPr>
+      </w:pPr>
+      <w:r>
+        <w:rPr>
+          <w:lang w:val="ru-RU"/>
+        </w:rPr>
+        <w:t>Хабичева Аурена Арсениевича</w:t>
+      </w:r>
+    </w:p>
+    <w:p>
+      <w:pPr>
+        <w:rPr>
+          <w:lang w:val="ru-RU"/>
+        </w:rPr>
+      </w:pPr>
+      <w:r>
+        <w:rPr>
+          <w:lang w:val="ru-RU"/>
+        </w:rPr>
+        <w:t>Хабичевым Ауреном Арсениевичем</w:t>
+      </w:r>
+    </w:p>
+    <w:p>
+      <w:pPr>
+        <w:rPr>
+          <w:lang w:val="ru-RU"/>
+        </w:rPr>
+      </w:pPr>
+      <w:r>
+        <w:rPr>
+          <w:lang w:val="ru-RU"/>
+        </w:rPr>
+        <w:t>Хабичеве Аурене Арсениевиче</w:t>
+      </w:r>
+    </w:p>
+    <w:p>
+      <w:pPr>
+        <w:rPr>
+          <w:lang w:val="ru-RU"/>
+        </w:rPr>
+      </w:pPr>
+      <w:r>
+        <w:rPr>
+          <w:lang w:val="ru-RU"/>
+        </w:rPr>
+        <w:t>Хабичев Аурен Арсениевич</w:t>
+      </w:r>
+    </w:p>
+    <w:p>
+      <w:pPr>
+        <w:rPr>
+          <w:lang w:val="ru-RU"/>
+        </w:rPr>
+      </w:pPr>
+    </w:p>
+    <w:p>
+      <w:pPr>
+        <w:rPr>
+          <w:lang w:val="ru-RU"/>
+        </w:rPr>
+      </w:pPr>
+      <w:r>
+        <w:rPr>
+          <w:lang w:val="ru-RU"/>
+        </w:rPr>
+        <w:t>Севриновский Владимир Дмитриевич</w:t>
+      </w:r>
+    </w:p>
+    <w:p>
+      <w:pPr>
+        <w:rPr>
+          <w:lang w:val="ru-RU"/>
+        </w:rPr>
+      </w:pPr>
+      <w:r>
+        <w:rPr>
+          <w:lang w:val="ru-RU"/>
+        </w:rPr>
+        <w:t>Севриновский Владимир Дмитриевич</w:t>
+      </w:r>
+    </w:p>
+    <w:p>
+      <w:pPr>
+        <w:rPr>
+          <w:lang w:val="ru-RU"/>
+        </w:rPr>
+      </w:pPr>
+      <w:r>
+        <w:rPr>
+          <w:lang w:val="ru-RU"/>
+        </w:rPr>
+        <w:t>Севриновского Владимира Дмитриевича</w:t>
+      </w:r>
+    </w:p>
+    <w:p>
+      <w:pPr>
+        <w:rPr>
+          <w:lang w:val="ru-RU"/>
+        </w:rPr>
+      </w:pPr>
+      <w:r>
+        <w:rPr>
+          <w:lang w:val="ru-RU"/>
+        </w:rPr>
+        <w:t>Севриновскому Владимиру Дмитриевичу</w:t>
+      </w:r>
+    </w:p>
+    <w:p>
+      <w:pPr>
+        <w:rPr>
+          <w:lang w:val="ru-RU"/>
+        </w:rPr>
+      </w:pPr>
+      <w:r>
+        <w:rPr>
+          <w:lang w:val="ru-RU"/>
+        </w:rPr>
+        <w:t>Севриновского Владимира Дмитриевича</w:t>
+      </w:r>
+    </w:p>
+    <w:p>
+      <w:pPr>
+        <w:rPr>
+          <w:lang w:val="ru-RU"/>
+        </w:rPr>
+      </w:pPr>
+      <w:r>
+        <w:rPr>
+          <w:lang w:val="ru-RU"/>
+        </w:rPr>
+        <w:t>Севриновским Владимиром Дмитриевичем</w:t>
+      </w:r>
+    </w:p>
+    <w:p>
+      <w:pPr>
+        <w:rPr>
+          <w:lang w:val="ru-RU"/>
+        </w:rPr>
+      </w:pPr>
+      <w:r>
+        <w:rPr>
+          <w:lang w:val="ru-RU"/>
+        </w:rPr>
+        <w:t>Севриновском Владимире Дмитриевиче</w:t>
+      </w:r>
+    </w:p>
+    <w:p>
+      <w:pPr>
+        <w:rPr>
+          <w:lang w:val="ru-RU"/>
+        </w:rPr>
+      </w:pPr>
+      <w:r>
+        <w:rPr>
+          <w:lang w:val="ru-RU"/>
+        </w:rPr>
+        <w:t>Севриновский Владимир Дмитриевич</w:t>
+      </w:r>
+    </w:p>
+    <w:p>
+      <w:pPr>
+        <w:rPr>
+          <w:lang w:val="ru-RU"/>
+        </w:rPr>
+      </w:pPr>
+    </w:p>
+    <w:p>
+      <w:pPr>
+        <w:rPr>
+          <w:lang w:val="ru-RU"/>
+        </w:rPr>
+      </w:pPr>
+      <w:r>
+        <w:rPr>
+          <w:lang w:val="ru-RU"/>
+        </w:rPr>
+        <w:t>Кынев Александр Владимирович</w:t>
+      </w:r>
+    </w:p>
+    <w:p>
+      <w:pPr>
+        <w:rPr>
+          <w:lang w:val="ru-RU"/>
+        </w:rPr>
+      </w:pPr>
+      <w:r>
+        <w:rPr>
+          <w:lang w:val="ru-RU"/>
+        </w:rPr>
+        <w:t>Кынев Александр Владимирович</w:t>
+      </w:r>
+    </w:p>
+    <w:p>
+      <w:pPr>
+        <w:rPr>
+          <w:lang w:val="ru-RU"/>
+        </w:rPr>
+      </w:pPr>
+      <w:r>
+        <w:rPr>
+          <w:lang w:val="ru-RU"/>
+        </w:rPr>
+        <w:t>Кынева Александра Владимировича</w:t>
+      </w:r>
+    </w:p>
+    <w:p>
+      <w:pPr>
+        <w:rPr>
+          <w:lang w:val="ru-RU"/>
+        </w:rPr>
+      </w:pPr>
+      <w:r>
+        <w:rPr>
+          <w:lang w:val="ru-RU"/>
+        </w:rPr>
+        <w:t>Кыневу Александру Владимировичу</w:t>
+      </w:r>
+    </w:p>
+    <w:p>
+      <w:pPr>
+        <w:rPr>
+          <w:lang w:val="ru-RU"/>
+        </w:rPr>
+      </w:pPr>
+      <w:r>
+        <w:rPr>
+          <w:lang w:val="ru-RU"/>
+        </w:rPr>
+        <w:t>Кынева Александра Владимировича</w:t>
+      </w:r>
+    </w:p>
+    <w:p>
+      <w:pPr>
+        <w:rPr>
+          <w:lang w:val="ru-RU"/>
+        </w:rPr>
+      </w:pPr>
+      <w:r>
+        <w:rPr>
+          <w:lang w:val="ru-RU"/>
+        </w:rPr>
+        <w:t>Кыневым Александром Владимировичем</w:t>
+      </w:r>
+    </w:p>
+    <w:p>
+      <w:pPr>
+        <w:rPr>
+          <w:lang w:val="ru-RU"/>
+        </w:rPr>
+      </w:pPr>
+      <w:r>
+        <w:rPr>
+          <w:lang w:val="ru-RU"/>
+        </w:rPr>
+        <w:t>Кыневе Александре Владимировиче</w:t>
+      </w:r>
+    </w:p>
+    <w:p>
+      <w:pPr>
+        <w:rPr>
+          <w:lang w:val="ru-RU"/>
+        </w:rPr>
+      </w:pPr>
+      <w:r>
+        <w:rPr>
+          <w:lang w:val="ru-RU"/>
+        </w:rPr>
+        <w:t>Кынев Александр Владимирович</w:t>
+      </w:r>
+    </w:p>
+    <w:p>
+      <w:pPr>
+        <w:rPr>
+          <w:lang w:val="ru-RU"/>
+        </w:rPr>
+      </w:pPr>
+    </w:p>
+    <w:p>
+      <w:pPr>
+        <w:rPr>
+          <w:lang w:val="ru-RU"/>
+        </w:rPr>
+      </w:pPr>
+      <w:r>
+        <w:rPr>
+          <w:lang w:val="ru-RU"/>
+        </w:rPr>
+        <w:t>Сидорова Галина Эдуардовна</w:t>
+      </w:r>
+    </w:p>
+    <w:p>
+      <w:pPr>
+        <w:rPr>
+          <w:lang w:val="ru-RU"/>
+        </w:rPr>
+      </w:pPr>
+      <w:r>
+        <w:rPr>
+          <w:lang w:val="ru-RU"/>
+        </w:rPr>
+        <w:t>Сидорова Галина Эдуардовна</w:t>
+      </w:r>
+    </w:p>
+    <w:p>
+      <w:pPr>
+        <w:rPr>
+          <w:lang w:val="ru-RU"/>
+        </w:rPr>
+      </w:pPr>
+      <w:r>
+        <w:rPr>
+          <w:lang w:val="ru-RU"/>
+        </w:rPr>
+        <w:t>Сидоровой Галины Эдуардовны</w:t>
+      </w:r>
+    </w:p>
+    <w:p>
+      <w:pPr>
+        <w:rPr>
+          <w:lang w:val="ru-RU"/>
+        </w:rPr>
+      </w:pPr>
+      <w:r>
+        <w:rPr>
+          <w:lang w:val="ru-RU"/>
+        </w:rPr>
+        <w:t>Сидоровой Галине Эдуардовне</w:t>
+      </w:r>
+    </w:p>
+    <w:p>
+      <w:pPr>
+        <w:rPr>
+          <w:lang w:val="ru-RU"/>
+        </w:rPr>
+      </w:pPr>
+      <w:r>
+        <w:rPr>
+          <w:lang w:val="ru-RU"/>
+        </w:rPr>
+        <w:t>Сидорову Галину Эдуардовну</w:t>
+      </w:r>
+    </w:p>
+    <w:p>
+      <w:pPr>
+        <w:rPr>
+          <w:lang w:val="ru-RU"/>
+        </w:rPr>
+      </w:pPr>
+      <w:r>
+        <w:rPr>
+          <w:lang w:val="ru-RU"/>
+        </w:rPr>
+        <w:t>Сидоровой Галиной Эдуардовной</w:t>
+      </w:r>
+    </w:p>
+    <w:p>
+      <w:pPr>
+        <w:rPr>
+          <w:lang w:val="ru-RU"/>
+        </w:rPr>
+      </w:pPr>
+      <w:r>
+        <w:rPr>
+          <w:lang w:val="ru-RU"/>
+        </w:rPr>
+        <w:t>Сидоровой Галине Эдуардовне</w:t>
+      </w:r>
+    </w:p>
+    <w:p>
+      <w:pPr>
+        <w:rPr>
+          <w:lang w:val="ru-RU"/>
+        </w:rPr>
+      </w:pPr>
+      <w:r>
+        <w:rPr>
+          <w:lang w:val="ru-RU"/>
+        </w:rPr>
+        <w:t>Сидорова Галина Эдуардовна</w:t>
+      </w:r>
+    </w:p>
+    <w:p>
+      <w:pPr>
+        <w:rPr>
+          <w:lang w:val="ru-RU"/>
+        </w:rPr>
+      </w:pPr>
+    </w:p>
+    <w:p>
+      <w:pPr>
+        <w:rPr>
+          <w:lang w:val="ru-RU"/>
+        </w:rPr>
+      </w:pPr>
+      <w:r>
+        <w:rPr>
+          <w:lang w:val="ru-RU"/>
+        </w:rPr>
+        <w:t>Охримовская Марина Михайловна</w:t>
+      </w:r>
+    </w:p>
+    <w:p>
+      <w:pPr>
+        <w:rPr>
+          <w:lang w:val="ru-RU"/>
+        </w:rPr>
+      </w:pPr>
+      <w:r>
+        <w:rPr>
+          <w:lang w:val="ru-RU"/>
+        </w:rPr>
+        <w:t>Охримовская Марина Михайловна</w:t>
+      </w:r>
+    </w:p>
+    <w:p>
+      <w:pPr>
+        <w:rPr>
+          <w:lang w:val="ru-RU"/>
+        </w:rPr>
+      </w:pPr>
+      <w:r>
+        <w:rPr>
+          <w:lang w:val="ru-RU"/>
+        </w:rPr>
+        <w:t>Охримовской Марины Михайловны</w:t>
+      </w:r>
+    </w:p>
+    <w:p>
+      <w:pPr>
+        <w:rPr>
+          <w:lang w:val="ru-RU"/>
+        </w:rPr>
+      </w:pPr>
+      <w:r>
+        <w:rPr>
+          <w:lang w:val="ru-RU"/>
+        </w:rPr>
+        <w:t>Охримовской Марине Михайловне</w:t>
+      </w:r>
+    </w:p>
+    <w:p>
+      <w:pPr>
+        <w:rPr>
+          <w:lang w:val="ru-RU"/>
+        </w:rPr>
+      </w:pPr>
+      <w:r>
+        <w:rPr>
+          <w:lang w:val="ru-RU"/>
+        </w:rPr>
+        <w:t>Охримовскую Марину Михайловну</w:t>
+      </w:r>
+    </w:p>
+    <w:p>
+      <w:pPr>
+        <w:rPr>
+          <w:lang w:val="ru-RU"/>
+        </w:rPr>
+      </w:pPr>
+      <w:r>
+        <w:rPr>
+          <w:lang w:val="ru-RU"/>
+        </w:rPr>
+        <w:t>Охримовской Мариной Михайловной</w:t>
+      </w:r>
+    </w:p>
+    <w:p>
+      <w:pPr>
+        <w:rPr>
+          <w:lang w:val="ru-RU"/>
+        </w:rPr>
+      </w:pPr>
+      <w:r>
+        <w:rPr>
+          <w:lang w:val="ru-RU"/>
+        </w:rPr>
+        <w:t>Охримовской Марине Михайловне</w:t>
+      </w:r>
+    </w:p>
+    <w:p>
+      <w:pPr>
+        <w:rPr>
+          <w:lang w:val="ru-RU"/>
+        </w:rPr>
+      </w:pPr>
+      <w:r>
+        <w:rPr>
+          <w:lang w:val="ru-RU"/>
+        </w:rPr>
+        <w:t>Охримовская Марина Михайловна</w:t>
+      </w:r>
+    </w:p>
+    <w:p>
+      <w:pPr>
+        <w:rPr>
+          <w:lang w:val="ru-RU"/>
+        </w:rPr>
+      </w:pPr>
+    </w:p>
+    <w:p>
+      <w:pPr>
+        <w:rPr>
+          <w:lang w:val="ru-RU"/>
+        </w:rPr>
+      </w:pPr>
+    </w:p>
+    <w:p/>
     <w:sectPr>
       <w:pgSz w:w="12240" w:h="15840"/>
       <w:pgMar w:top="1134" w:right="850" w:bottom="1134" w:left="1701" w:header="720" w:footer="720" w:gutter="0"/>
@@ -568,7 +2080,10 @@
   <w:style w:type="paragraph" w:default="1" w:styleId="a">
     <w:name w:val="Normal"/>
     <w:qFormat/>
-    <w:rsid w:val="000658B9"/>
+    <w:rsid w:val="00DD1D74"/>
+    <w:pPr>
+      <w:spacing w:line="254" w:lineRule="auto"/>
+    </w:pPr>
     <w:rPr>
       <w:rFonts w:asciiTheme="majorHAnsi" w:hAnsiTheme="majorHAnsi"/>
       <w:sz w:val="32"/>
